--- a/初二练习册/学生版/秋08 第9讲光的折射 练习册 教师版.docx
+++ b/初二练习册/学生版/秋08 第9讲光的折射 练习册 教师版.docx
@@ -1759,34 +1759,10 @@
       <w:pPr>
         <w:pStyle w:val="1230"/>
         <w:ind w:left="1428" w:hanging="840"/>
+        <w:rPr>
+          <w:rFonts w:hint="eastAsia"/>
+        </w:rPr>
       </w:pPr>
-      <w:r>
-        <w:rPr>
-          <w:rFonts w:hint="eastAsia"/>
-        </w:rPr>
-        <w:t>【答案】</w:t>
-      </w:r>
-      <w:r>
-        <w:rPr>
-          <w:rFonts w:hint="eastAsia"/>
-        </w:rPr>
-        <w:t>AHIL</w:t>
-      </w:r>
-      <w:r>
-        <w:t>；</w:t>
-      </w:r>
-      <w:r>
-        <w:t>BCEF</w:t>
-      </w:r>
-      <w:r>
-        <w:t>；</w:t>
-      </w:r>
-      <w:r>
-        <w:t>DGJK</w:t>
-      </w:r>
-      <w:r>
-        <w:t>．</w:t>
-      </w:r>
     </w:p>
     <w:p>
       <w:pPr>
@@ -1804,16 +1780,82 @@
       <w:pPr>
         <w:pStyle w:val="af0"/>
         <w:ind w:left="672" w:hanging="672"/>
+        <w:rPr>
+          <w:rFonts w:hint="eastAsia"/>
+        </w:rPr>
       </w:pPr>
       <w:r>
         <w:rPr>
+          <w:rFonts w:hint="eastAsia"/>
           <w:noProof/>
         </w:rPr>
         <w:lastRenderedPageBreak/>
+        <w:drawing>
+          <wp:anchor distT="0" distB="0" distL="114300" distR="114300" simplePos="0" relativeHeight="251655168" behindDoc="0" locked="0" layoutInCell="1" allowOverlap="1" wp14:anchorId="111DE4E9" wp14:editId="54DD19BD">
+            <wp:simplePos x="0" y="0"/>
+            <wp:positionH relativeFrom="column">
+              <wp:posOffset>3955415</wp:posOffset>
+            </wp:positionH>
+            <wp:positionV relativeFrom="paragraph">
+              <wp:posOffset>219710</wp:posOffset>
+            </wp:positionV>
+            <wp:extent cx="1263650" cy="1098802"/>
+            <wp:effectExtent l="0" t="0" r="0" b="6350"/>
+            <wp:wrapNone/>
+            <wp:docPr id="67" name="图片24" descr="菁优网：http://www.jyeoo.com"/>
+            <wp:cNvGraphicFramePr>
+              <a:graphicFrameLocks xmlns:a="http://schemas.openxmlformats.org/drawingml/2006/main" noChangeAspect="1"/>
+            </wp:cNvGraphicFramePr>
+            <a:graphic xmlns:a="http://schemas.openxmlformats.org/drawingml/2006/main">
+              <a:graphicData uri="http://schemas.openxmlformats.org/drawingml/2006/picture">
+                <pic:pic xmlns:pic="http://schemas.openxmlformats.org/drawingml/2006/picture">
+                  <pic:nvPicPr>
+                    <pic:cNvPr id="67" name="图片24" descr="菁优网：http://www.jyeoo.com"/>
+                    <pic:cNvPicPr>
+                      <a:picLocks noChangeAspect="1"/>
+                    </pic:cNvPicPr>
+                  </pic:nvPicPr>
+                  <pic:blipFill>
+                    <a:blip r:embed="rId25" cstate="print">
+                      <a:extLst>
+                        <a:ext uri="{28A0092B-C50C-407E-A947-70E740481C1C}">
+                          <a14:useLocalDpi xmlns:a14="http://schemas.microsoft.com/office/drawing/2010/main" val="0"/>
+                        </a:ext>
+                      </a:extLst>
+                    </a:blip>
+                    <a:stretch>
+                      <a:fillRect/>
+                    </a:stretch>
+                  </pic:blipFill>
+                  <pic:spPr>
+                    <a:xfrm>
+                      <a:off x="0" y="0"/>
+                      <a:ext cx="1263650" cy="1098802"/>
+                    </a:xfrm>
+                    <a:prstGeom prst="rect">
+                      <a:avLst/>
+                    </a:prstGeom>
+                  </pic:spPr>
+                </pic:pic>
+              </a:graphicData>
+            </a:graphic>
+            <wp14:sizeRelH relativeFrom="page">
+              <wp14:pctWidth>0</wp14:pctWidth>
+            </wp14:sizeRelH>
+            <wp14:sizeRelV relativeFrom="page">
+              <wp14:pctHeight>0</wp14:pctHeight>
+            </wp14:sizeRelV>
+          </wp:anchor>
+        </w:drawing>
+      </w:r>
+      <w:r>
+        <w:rPr>
+          <w:noProof/>
+        </w:rPr>
         <mc:AlternateContent>
           <mc:Choice Requires="wps">
             <w:drawing>
-              <wp:inline distT="0" distB="0" distL="0" distR="0" wp14:anchorId="5A01CEA9" wp14:editId="126202A3">
+              <wp:inline distT="0" distB="0" distL="0" distR="0" wp14:anchorId="5A01CEA9" wp14:editId="536A2921">
                 <wp:extent cx="352425" cy="172720"/>
                 <wp:effectExtent l="0" t="0" r="3810" b="0"/>
                 <wp:docPr id="762308787" name="矩形 762308787"/>
@@ -1981,45 +2023,50 @@
       <w:r>
         <w:rPr>
           <w:rFonts w:hint="eastAsia"/>
-          <w:noProof/>
-        </w:rPr>
-        <w:drawing>
-          <wp:inline distT="0" distB="0" distL="0" distR="0" wp14:anchorId="111DE4E9" wp14:editId="4BDA611D">
-            <wp:extent cx="1470356" cy="1278570"/>
-            <wp:effectExtent l="0" t="0" r="0" b="0"/>
-            <wp:docPr id="67" name="图片24" descr="菁优网：http://www.jyeoo.com"/>
-            <wp:cNvGraphicFramePr>
-              <a:graphicFrameLocks xmlns:a="http://schemas.openxmlformats.org/drawingml/2006/main" noChangeAspect="1"/>
-            </wp:cNvGraphicFramePr>
-            <a:graphic xmlns:a="http://schemas.openxmlformats.org/drawingml/2006/main">
-              <a:graphicData uri="http://schemas.openxmlformats.org/drawingml/2006/picture">
-                <pic:pic xmlns:pic="http://schemas.openxmlformats.org/drawingml/2006/picture">
-                  <pic:nvPicPr>
-                    <pic:cNvPr id="67" name="图片24" descr="菁优网：http://www.jyeoo.com"/>
-                    <pic:cNvPicPr>
-                      <a:picLocks noChangeAspect="1"/>
-                    </pic:cNvPicPr>
-                  </pic:nvPicPr>
-                  <pic:blipFill>
-                    <a:blip r:embed="rId25" cstate="print"/>
-                    <a:stretch>
-                      <a:fillRect/>
-                    </a:stretch>
-                  </pic:blipFill>
-                  <pic:spPr>
-                    <a:xfrm>
-                      <a:off x="0" y="0"/>
-                      <a:ext cx="1474019" cy="1281755"/>
-                    </a:xfrm>
-                    <a:prstGeom prst="rect">
-                      <a:avLst/>
-                    </a:prstGeom>
-                  </pic:spPr>
-                </pic:pic>
-              </a:graphicData>
-            </a:graphic>
-          </wp:inline>
-        </w:drawing>
+        </w:rPr>
+        <w:t>A</w:t>
+      </w:r>
+      <w:r>
+        <w:rPr>
+          <w:rFonts w:hint="eastAsia"/>
+        </w:rPr>
+        <w:t>．入射角为</w:t>
+      </w:r>
+      <w:r>
+        <w:rPr>
+          <w:rFonts w:hint="eastAsia"/>
+        </w:rPr>
+        <w:t>60</w:t>
+      </w:r>
+      <w:r>
+        <w:rPr>
+          <w:rFonts w:hint="eastAsia"/>
+          <w:sz w:val="24"/>
+          <w:szCs w:val="24"/>
+          <w:vertAlign w:val="superscript"/>
+        </w:rPr>
+        <w:t>o</w:t>
+      </w:r>
+      <w:r>
+        <w:rPr>
+          <w:rFonts w:hint="eastAsia"/>
+        </w:rPr>
+        <w:t>，</w:t>
+      </w:r>
+      <w:r>
+        <w:rPr>
+          <w:rFonts w:hint="eastAsia"/>
+        </w:rPr>
+        <w:t>AB</w:t>
+      </w:r>
+      <w:r>
+        <w:rPr>
+          <w:rFonts w:hint="eastAsia"/>
+        </w:rPr>
+        <w:t>是法线</w:t>
+      </w:r>
+      <w:r>
+        <w:tab/>
       </w:r>
     </w:p>
     <w:p>
@@ -2030,19 +2077,19 @@
         <w:rPr>
           <w:rFonts w:hint="eastAsia"/>
         </w:rPr>
-        <w:t>A</w:t>
-      </w:r>
-      <w:r>
-        <w:rPr>
-          <w:rFonts w:hint="eastAsia"/>
-        </w:rPr>
-        <w:t>．入射角为</w:t>
-      </w:r>
-      <w:r>
-        <w:rPr>
-          <w:rFonts w:hint="eastAsia"/>
-        </w:rPr>
-        <w:t>60</w:t>
+        <w:t>B</w:t>
+      </w:r>
+      <w:r>
+        <w:rPr>
+          <w:rFonts w:hint="eastAsia"/>
+        </w:rPr>
+        <w:t>．折射角为</w:t>
+      </w:r>
+      <w:r>
+        <w:rPr>
+          <w:rFonts w:hint="eastAsia"/>
+        </w:rPr>
+        <w:t>50</w:t>
       </w:r>
       <w:r>
         <w:rPr>
@@ -2063,13 +2110,13 @@
         <w:rPr>
           <w:rFonts w:hint="eastAsia"/>
         </w:rPr>
-        <w:t>AB</w:t>
-      </w:r>
-      <w:r>
-        <w:rPr>
-          <w:rFonts w:hint="eastAsia"/>
-        </w:rPr>
-        <w:t>是法线</w:t>
+        <w:t>NM</w:t>
+      </w:r>
+      <w:r>
+        <w:rPr>
+          <w:rFonts w:hint="eastAsia"/>
+        </w:rPr>
+        <w:t>是界面</w:t>
       </w:r>
       <w:r>
         <w:tab/>
@@ -2083,7 +2130,7 @@
         <w:rPr>
           <w:rFonts w:hint="eastAsia"/>
         </w:rPr>
-        <w:t>B</w:t>
+        <w:t>C</w:t>
       </w:r>
       <w:r>
         <w:rPr>
@@ -2095,7 +2142,7 @@
         <w:rPr>
           <w:rFonts w:hint="eastAsia"/>
         </w:rPr>
-        <w:t>50</w:t>
+        <w:t>40</w:t>
       </w:r>
       <w:r>
         <w:rPr>
@@ -2116,7 +2163,7 @@
         <w:rPr>
           <w:rFonts w:hint="eastAsia"/>
         </w:rPr>
-        <w:t>NM</w:t>
+        <w:t>AB</w:t>
       </w:r>
       <w:r>
         <w:rPr>
@@ -2136,59 +2183,6 @@
         <w:rPr>
           <w:rFonts w:hint="eastAsia"/>
         </w:rPr>
-        <w:t>C</w:t>
-      </w:r>
-      <w:r>
-        <w:rPr>
-          <w:rFonts w:hint="eastAsia"/>
-        </w:rPr>
-        <w:t>．折射角为</w:t>
-      </w:r>
-      <w:r>
-        <w:rPr>
-          <w:rFonts w:hint="eastAsia"/>
-        </w:rPr>
-        <w:t>40</w:t>
-      </w:r>
-      <w:r>
-        <w:rPr>
-          <w:rFonts w:hint="eastAsia"/>
-          <w:sz w:val="24"/>
-          <w:szCs w:val="24"/>
-          <w:vertAlign w:val="superscript"/>
-        </w:rPr>
-        <w:t>o</w:t>
-      </w:r>
-      <w:r>
-        <w:rPr>
-          <w:rFonts w:hint="eastAsia"/>
-        </w:rPr>
-        <w:t>，</w:t>
-      </w:r>
-      <w:r>
-        <w:rPr>
-          <w:rFonts w:hint="eastAsia"/>
-        </w:rPr>
-        <w:t>AB</w:t>
-      </w:r>
-      <w:r>
-        <w:rPr>
-          <w:rFonts w:hint="eastAsia"/>
-        </w:rPr>
-        <w:t>是界面</w:t>
-      </w:r>
-      <w:r>
-        <w:tab/>
-      </w:r>
-    </w:p>
-    <w:p>
-      <w:pPr>
-        <w:pStyle w:val="123"/>
-      </w:pPr>
-      <w:r>
-        <w:rPr>
-          <w:rFonts w:hint="eastAsia"/>
-        </w:rPr>
         <w:t>D</w:t>
       </w:r>
       <w:r>
@@ -2234,24 +2228,18 @@
     <w:p>
       <w:pPr>
         <w:pStyle w:val="af3"/>
+        <w:rPr>
+          <w:rFonts w:hint="eastAsia"/>
+        </w:rPr>
       </w:pPr>
-      <w:r>
-        <w:rPr>
-          <w:rFonts w:hint="eastAsia"/>
-        </w:rPr>
-        <w:t>【答案】</w:t>
-      </w:r>
-      <w:r>
-        <w:rPr>
-          <w:rFonts w:hint="eastAsia"/>
-        </w:rPr>
-        <w:t>C</w:t>
-      </w:r>
     </w:p>
     <w:p>
       <w:pPr>
         <w:pStyle w:val="af0"/>
         <w:ind w:left="672" w:hanging="672"/>
+        <w:rPr>
+          <w:rFonts w:hint="eastAsia"/>
+        </w:rPr>
       </w:pPr>
       <w:r>
         <w:rPr>
@@ -2260,7 +2248,7 @@
         <mc:AlternateContent>
           <mc:Choice Requires="wps">
             <w:drawing>
-              <wp:inline distT="0" distB="0" distL="0" distR="0" wp14:anchorId="40CB102E" wp14:editId="4938834F">
+              <wp:inline distT="0" distB="0" distL="0" distR="0" wp14:anchorId="40CB102E" wp14:editId="2BA76967">
                 <wp:extent cx="352425" cy="172720"/>
                 <wp:effectExtent l="0" t="0" r="3810" b="0"/>
                 <wp:docPr id="924665697" name="矩形 924665697"/>
@@ -2553,9 +2541,17 @@
           <w:noProof/>
         </w:rPr>
         <w:drawing>
-          <wp:inline distT="0" distB="0" distL="0" distR="0" wp14:anchorId="299E0C72" wp14:editId="2905057D">
-            <wp:extent cx="1506932" cy="1049830"/>
-            <wp:effectExtent l="0" t="0" r="0" b="0"/>
+          <wp:anchor distT="0" distB="0" distL="114300" distR="114300" simplePos="0" relativeHeight="251658240" behindDoc="0" locked="0" layoutInCell="1" allowOverlap="1" wp14:anchorId="299E0C72" wp14:editId="4835284D">
+            <wp:simplePos x="0" y="0"/>
+            <wp:positionH relativeFrom="column">
+              <wp:posOffset>3879215</wp:posOffset>
+            </wp:positionH>
+            <wp:positionV relativeFrom="paragraph">
+              <wp:posOffset>36195</wp:posOffset>
+            </wp:positionV>
+            <wp:extent cx="1333500" cy="929006"/>
+            <wp:effectExtent l="0" t="0" r="0" b="4445"/>
+            <wp:wrapNone/>
             <wp:docPr id="69" name="图片24" descr="菁优网：http://www.jyeoo.com"/>
             <wp:cNvGraphicFramePr>
               <a:graphicFrameLocks xmlns:a="http://schemas.openxmlformats.org/drawingml/2006/main" noChangeAspect="1"/>
@@ -2570,7 +2566,13 @@
                     </pic:cNvPicPr>
                   </pic:nvPicPr>
                   <pic:blipFill>
-                    <a:blip r:embed="rId26" cstate="print"/>
+                    <a:blip r:embed="rId26" cstate="print">
+                      <a:extLst>
+                        <a:ext uri="{28A0092B-C50C-407E-A947-70E740481C1C}">
+                          <a14:useLocalDpi xmlns:a14="http://schemas.microsoft.com/office/drawing/2010/main" val="0"/>
+                        </a:ext>
+                      </a:extLst>
+                    </a:blip>
                     <a:stretch>
                       <a:fillRect/>
                     </a:stretch>
@@ -2578,7 +2580,7 @@
                   <pic:spPr>
                     <a:xfrm>
                       <a:off x="0" y="0"/>
-                      <a:ext cx="1511619" cy="1053096"/>
+                      <a:ext cx="1333500" cy="929006"/>
                     </a:xfrm>
                     <a:prstGeom prst="rect">
                       <a:avLst/>
@@ -2587,8 +2589,35 @@
                 </pic:pic>
               </a:graphicData>
             </a:graphic>
-          </wp:inline>
+            <wp14:sizeRelH relativeFrom="page">
+              <wp14:pctWidth>0</wp14:pctWidth>
+            </wp14:sizeRelH>
+            <wp14:sizeRelV relativeFrom="page">
+              <wp14:pctHeight>0</wp14:pctHeight>
+            </wp14:sizeRelV>
+          </wp:anchor>
         </w:drawing>
+      </w:r>
+      <w:r>
+        <w:rPr>
+          <w:rFonts w:hint="eastAsia"/>
+        </w:rPr>
+        <w:t>A</w:t>
+      </w:r>
+      <w:r>
+        <w:rPr>
+          <w:rFonts w:hint="eastAsia"/>
+        </w:rPr>
+        <w:t>．</w:t>
+      </w:r>
+      <w:r>
+        <w:rPr>
+          <w:rFonts w:hint="eastAsia"/>
+        </w:rPr>
+        <w:t>a</w:t>
+      </w:r>
+      <w:r>
+        <w:tab/>
       </w:r>
     </w:p>
     <w:p>
@@ -2599,7 +2628,7 @@
         <w:rPr>
           <w:rFonts w:hint="eastAsia"/>
         </w:rPr>
-        <w:t>A</w:t>
+        <w:t>B</w:t>
       </w:r>
       <w:r>
         <w:rPr>
@@ -2611,16 +2640,21 @@
         <w:rPr>
           <w:rFonts w:hint="eastAsia"/>
         </w:rPr>
-        <w:t>a</w:t>
+        <w:t>b</w:t>
       </w:r>
       <w:r>
         <w:tab/>
       </w:r>
-      <w:r>
-        <w:rPr>
-          <w:rFonts w:hint="eastAsia"/>
-        </w:rPr>
-        <w:t>B</w:t>
+    </w:p>
+    <w:p>
+      <w:pPr>
+        <w:pStyle w:val="123"/>
+      </w:pPr>
+      <w:r>
+        <w:rPr>
+          <w:rFonts w:hint="eastAsia"/>
+        </w:rPr>
+        <w:t>C</w:t>
       </w:r>
       <w:r>
         <w:rPr>
@@ -2632,32 +2666,16 @@
         <w:rPr>
           <w:rFonts w:hint="eastAsia"/>
         </w:rPr>
-        <w:t>b</w:t>
+        <w:t>c</w:t>
       </w:r>
       <w:r>
         <w:tab/>
       </w:r>
-      <w:r>
-        <w:rPr>
-          <w:rFonts w:hint="eastAsia"/>
-        </w:rPr>
-        <w:t>C</w:t>
-      </w:r>
-      <w:r>
-        <w:rPr>
-          <w:rFonts w:hint="eastAsia"/>
-        </w:rPr>
-        <w:t>．</w:t>
-      </w:r>
-      <w:r>
-        <w:rPr>
-          <w:rFonts w:hint="eastAsia"/>
-        </w:rPr>
-        <w:t>c</w:t>
-      </w:r>
-      <w:r>
-        <w:tab/>
-      </w:r>
+    </w:p>
+    <w:p>
+      <w:pPr>
+        <w:pStyle w:val="123"/>
+      </w:pPr>
       <w:r>
         <w:rPr>
           <w:rFonts w:hint="eastAsia"/>
@@ -2680,24 +2698,18 @@
     <w:p>
       <w:pPr>
         <w:pStyle w:val="af3"/>
+        <w:rPr>
+          <w:rFonts w:hint="eastAsia"/>
+        </w:rPr>
       </w:pPr>
-      <w:r>
-        <w:rPr>
-          <w:rFonts w:hint="eastAsia"/>
-        </w:rPr>
-        <w:t>【答案】</w:t>
-      </w:r>
-      <w:r>
-        <w:rPr>
-          <w:rFonts w:hint="eastAsia"/>
-        </w:rPr>
-        <w:t>A</w:t>
-      </w:r>
     </w:p>
     <w:p>
       <w:pPr>
         <w:pStyle w:val="af0"/>
         <w:ind w:left="672" w:hanging="672"/>
+        <w:rPr>
+          <w:rFonts w:hint="eastAsia"/>
+        </w:rPr>
       </w:pPr>
       <w:r>
         <w:rPr>
@@ -2706,7 +2718,7 @@
         <mc:AlternateContent>
           <mc:Choice Requires="wps">
             <w:drawing>
-              <wp:inline distT="0" distB="0" distL="0" distR="0" wp14:anchorId="4EB73889" wp14:editId="6600BF97">
+              <wp:inline distT="0" distB="0" distL="0" distR="0" wp14:anchorId="4EB73889" wp14:editId="027383ED">
                 <wp:extent cx="352425" cy="172720"/>
                 <wp:effectExtent l="0" t="0" r="3810" b="0"/>
                 <wp:docPr id="1550732251" name="矩形 1550732251"/>
@@ -3003,9 +3015,17 @@
           <w:noProof/>
         </w:rPr>
         <w:drawing>
-          <wp:inline distT="0" distB="0" distL="0" distR="0" wp14:anchorId="33CBCC29" wp14:editId="4D32504D">
+          <wp:anchor distT="0" distB="0" distL="114300" distR="114300" simplePos="0" relativeHeight="251662336" behindDoc="0" locked="0" layoutInCell="1" allowOverlap="1" wp14:anchorId="33CBCC29" wp14:editId="71FB13D8">
+            <wp:simplePos x="0" y="0"/>
+            <wp:positionH relativeFrom="column">
+              <wp:posOffset>2132965</wp:posOffset>
+            </wp:positionH>
+            <wp:positionV relativeFrom="paragraph">
+              <wp:posOffset>27305</wp:posOffset>
+            </wp:positionV>
             <wp:extent cx="3138221" cy="1027629"/>
             <wp:effectExtent l="0" t="0" r="5080" b="1270"/>
+            <wp:wrapNone/>
             <wp:docPr id="70" name="图片24" descr="菁优网：http://www.jyeoo.com"/>
             <wp:cNvGraphicFramePr>
               <a:graphicFrameLocks xmlns:a="http://schemas.openxmlformats.org/drawingml/2006/main" noChangeAspect="1"/>
@@ -3020,7 +3040,13 @@
                     </pic:cNvPicPr>
                   </pic:nvPicPr>
                   <pic:blipFill>
-                    <a:blip r:embed="rId27" cstate="print"/>
+                    <a:blip r:embed="rId27" cstate="print">
+                      <a:extLst>
+                        <a:ext uri="{28A0092B-C50C-407E-A947-70E740481C1C}">
+                          <a14:useLocalDpi xmlns:a14="http://schemas.microsoft.com/office/drawing/2010/main" val="0"/>
+                        </a:ext>
+                      </a:extLst>
+                    </a:blip>
                     <a:stretch>
                       <a:fillRect/>
                     </a:stretch>
@@ -3028,7 +3054,7 @@
                   <pic:spPr>
                     <a:xfrm>
                       <a:off x="0" y="0"/>
-                      <a:ext cx="3156994" cy="1033776"/>
+                      <a:ext cx="3138221" cy="1027629"/>
                     </a:xfrm>
                     <a:prstGeom prst="rect">
                       <a:avLst/>
@@ -3037,8 +3063,86 @@
                 </pic:pic>
               </a:graphicData>
             </a:graphic>
-          </wp:inline>
+            <wp14:sizeRelH relativeFrom="page">
+              <wp14:pctWidth>0</wp14:pctWidth>
+            </wp14:sizeRelH>
+            <wp14:sizeRelV relativeFrom="page">
+              <wp14:pctHeight>0</wp14:pctHeight>
+            </wp14:sizeRelV>
+          </wp:anchor>
         </w:drawing>
+      </w:r>
+      <w:r>
+        <w:rPr>
+          <w:rFonts w:hint="eastAsia"/>
+        </w:rPr>
+        <w:t>A</w:t>
+      </w:r>
+      <w:r>
+        <w:rPr>
+          <w:rFonts w:hint="eastAsia"/>
+        </w:rPr>
+        <w:t>．</w:t>
+      </w:r>
+      <w:r>
+        <w:rPr>
+          <w:rFonts w:hint="eastAsia"/>
+        </w:rPr>
+        <w:t>r</w:t>
+      </w:r>
+      <w:r>
+        <w:rPr>
+          <w:rFonts w:hint="eastAsia"/>
+          <w:sz w:val="24"/>
+          <w:szCs w:val="24"/>
+          <w:vertAlign w:val="subscript"/>
+        </w:rPr>
+        <w:t>玻璃</w:t>
+      </w:r>
+      <w:r>
+        <w:rPr>
+          <w:rFonts w:hint="eastAsia"/>
+        </w:rPr>
+        <w:t>＞</w:t>
+      </w:r>
+      <w:r>
+        <w:rPr>
+          <w:rFonts w:hint="eastAsia"/>
+        </w:rPr>
+        <w:t>r</w:t>
+      </w:r>
+      <w:r>
+        <w:rPr>
+          <w:rFonts w:hint="eastAsia"/>
+          <w:sz w:val="24"/>
+          <w:szCs w:val="24"/>
+          <w:vertAlign w:val="subscript"/>
+        </w:rPr>
+        <w:t>水晶</w:t>
+      </w:r>
+      <w:r>
+        <w:rPr>
+          <w:rFonts w:hint="eastAsia"/>
+        </w:rPr>
+        <w:t>＞</w:t>
+      </w:r>
+      <w:r>
+        <w:rPr>
+          <w:rFonts w:hint="eastAsia"/>
+        </w:rPr>
+        <w:t>r</w:t>
+      </w:r>
+      <w:r>
+        <w:rPr>
+          <w:rFonts w:hint="eastAsia"/>
+          <w:sz w:val="24"/>
+          <w:szCs w:val="24"/>
+          <w:vertAlign w:val="subscript"/>
+        </w:rPr>
+        <w:t>水</w:t>
+      </w:r>
+      <w:r>
+        <w:tab/>
       </w:r>
     </w:p>
     <w:p>
@@ -3049,78 +3153,6 @@
         <w:rPr>
           <w:rFonts w:hint="eastAsia"/>
         </w:rPr>
-        <w:t>A</w:t>
-      </w:r>
-      <w:r>
-        <w:rPr>
-          <w:rFonts w:hint="eastAsia"/>
-        </w:rPr>
-        <w:t>．</w:t>
-      </w:r>
-      <w:r>
-        <w:rPr>
-          <w:rFonts w:hint="eastAsia"/>
-        </w:rPr>
-        <w:t>r</w:t>
-      </w:r>
-      <w:r>
-        <w:rPr>
-          <w:rFonts w:hint="eastAsia"/>
-          <w:sz w:val="24"/>
-          <w:szCs w:val="24"/>
-          <w:vertAlign w:val="subscript"/>
-        </w:rPr>
-        <w:t>玻璃</w:t>
-      </w:r>
-      <w:r>
-        <w:rPr>
-          <w:rFonts w:hint="eastAsia"/>
-        </w:rPr>
-        <w:t>＞</w:t>
-      </w:r>
-      <w:r>
-        <w:rPr>
-          <w:rFonts w:hint="eastAsia"/>
-        </w:rPr>
-        <w:t>r</w:t>
-      </w:r>
-      <w:r>
-        <w:rPr>
-          <w:rFonts w:hint="eastAsia"/>
-          <w:sz w:val="24"/>
-          <w:szCs w:val="24"/>
-          <w:vertAlign w:val="subscript"/>
-        </w:rPr>
-        <w:t>水晶</w:t>
-      </w:r>
-      <w:r>
-        <w:rPr>
-          <w:rFonts w:hint="eastAsia"/>
-        </w:rPr>
-        <w:t>＞</w:t>
-      </w:r>
-      <w:r>
-        <w:rPr>
-          <w:rFonts w:hint="eastAsia"/>
-        </w:rPr>
-        <w:t>r</w:t>
-      </w:r>
-      <w:r>
-        <w:rPr>
-          <w:rFonts w:hint="eastAsia"/>
-          <w:sz w:val="24"/>
-          <w:szCs w:val="24"/>
-          <w:vertAlign w:val="subscript"/>
-        </w:rPr>
-        <w:t>水</w:t>
-      </w:r>
-      <w:r>
-        <w:tab/>
-      </w:r>
-      <w:r>
-        <w:rPr>
-          <w:rFonts w:hint="eastAsia"/>
-        </w:rPr>
         <w:t>B</w:t>
       </w:r>
       <w:r>
@@ -3266,6 +3298,11 @@
       <w:r>
         <w:tab/>
       </w:r>
+    </w:p>
+    <w:p>
+      <w:pPr>
+        <w:pStyle w:val="123"/>
+      </w:pPr>
       <w:r>
         <w:rPr>
           <w:rFonts w:hint="eastAsia"/>
@@ -3339,19 +3376,10 @@
     <w:p>
       <w:pPr>
         <w:pStyle w:val="af3"/>
+        <w:rPr>
+          <w:rFonts w:hint="eastAsia"/>
+        </w:rPr>
       </w:pPr>
-      <w:r>
-        <w:rPr>
-          <w:rFonts w:hint="eastAsia"/>
-        </w:rPr>
-        <w:t>【答案】</w:t>
-      </w:r>
-      <w:r>
-        <w:rPr>
-          <w:rFonts w:hint="eastAsia"/>
-        </w:rPr>
-        <w:t>C</w:t>
-      </w:r>
     </w:p>
     <w:p>
       <w:pPr>
@@ -3362,7 +3390,6 @@
         <w:rPr>
           <w:noProof/>
         </w:rPr>
-        <w:lastRenderedPageBreak/>
         <mc:AlternateContent>
           <mc:Choice Requires="wps">
             <w:drawing>
@@ -3724,25 +3751,83 @@
     <w:p>
       <w:pPr>
         <w:pStyle w:val="af3"/>
+        <w:rPr>
+          <w:rFonts w:hint="eastAsia"/>
+        </w:rPr>
       </w:pPr>
-      <w:r>
-        <w:rPr>
-          <w:rFonts w:hint="eastAsia"/>
-        </w:rPr>
-        <w:t>【答案】</w:t>
-      </w:r>
-      <w:r>
-        <w:rPr>
-          <w:rFonts w:hint="eastAsia"/>
-        </w:rPr>
-        <w:t>D</w:t>
-      </w:r>
     </w:p>
     <w:p>
       <w:pPr>
         <w:pStyle w:val="af0"/>
         <w:ind w:left="672" w:hanging="672"/>
+        <w:rPr>
+          <w:rFonts w:hint="eastAsia"/>
+        </w:rPr>
       </w:pPr>
+      <w:r>
+        <w:rPr>
+          <w:rFonts w:hint="eastAsia"/>
+          <w:noProof/>
+        </w:rPr>
+        <w:lastRenderedPageBreak/>
+        <w:drawing>
+          <wp:anchor distT="0" distB="0" distL="114300" distR="114300" simplePos="0" relativeHeight="251665408" behindDoc="0" locked="0" layoutInCell="1" allowOverlap="1" wp14:anchorId="74DCFCCA" wp14:editId="794BF4CB">
+            <wp:simplePos x="0" y="0"/>
+            <wp:positionH relativeFrom="column">
+              <wp:posOffset>4101465</wp:posOffset>
+            </wp:positionH>
+            <wp:positionV relativeFrom="paragraph">
+              <wp:posOffset>397510</wp:posOffset>
+            </wp:positionV>
+            <wp:extent cx="1104900" cy="1104900"/>
+            <wp:effectExtent l="0" t="0" r="0" b="0"/>
+            <wp:wrapNone/>
+            <wp:docPr id="81" name="图片24" descr="菁优网：http://www.jyeoo.com"/>
+            <wp:cNvGraphicFramePr>
+              <a:graphicFrameLocks xmlns:a="http://schemas.openxmlformats.org/drawingml/2006/main" noChangeAspect="1"/>
+            </wp:cNvGraphicFramePr>
+            <a:graphic xmlns:a="http://schemas.openxmlformats.org/drawingml/2006/main">
+              <a:graphicData uri="http://schemas.openxmlformats.org/drawingml/2006/picture">
+                <pic:pic xmlns:pic="http://schemas.openxmlformats.org/drawingml/2006/picture">
+                  <pic:nvPicPr>
+                    <pic:cNvPr id="81" name="图片24" descr="菁优网：http://www.jyeoo.com"/>
+                    <pic:cNvPicPr>
+                      <a:picLocks noChangeAspect="1"/>
+                    </pic:cNvPicPr>
+                  </pic:nvPicPr>
+                  <pic:blipFill>
+                    <a:blip r:embed="rId29" cstate="print">
+                      <a:extLst>
+                        <a:ext uri="{28A0092B-C50C-407E-A947-70E740481C1C}">
+                          <a14:useLocalDpi xmlns:a14="http://schemas.microsoft.com/office/drawing/2010/main" val="0"/>
+                        </a:ext>
+                      </a:extLst>
+                    </a:blip>
+                    <a:stretch>
+                      <a:fillRect/>
+                    </a:stretch>
+                  </pic:blipFill>
+                  <pic:spPr>
+                    <a:xfrm>
+                      <a:off x="0" y="0"/>
+                      <a:ext cx="1104900" cy="1104900"/>
+                    </a:xfrm>
+                    <a:prstGeom prst="rect">
+                      <a:avLst/>
+                    </a:prstGeom>
+                  </pic:spPr>
+                </pic:pic>
+              </a:graphicData>
+            </a:graphic>
+            <wp14:sizeRelH relativeFrom="page">
+              <wp14:pctWidth>0</wp14:pctWidth>
+            </wp14:sizeRelH>
+            <wp14:sizeRelV relativeFrom="page">
+              <wp14:pctHeight>0</wp14:pctHeight>
+            </wp14:sizeRelV>
+          </wp:anchor>
+        </w:drawing>
+      </w:r>
       <w:r>
         <w:rPr>
           <w:noProof/>
@@ -3935,106 +4020,79 @@
       </w:pPr>
       <w:r>
         <w:rPr>
-          <w:rFonts w:hint="eastAsia"/>
-          <w:noProof/>
-        </w:rPr>
-        <w:drawing>
-          <wp:inline distT="0" distB="0" distL="0" distR="0" wp14:anchorId="74DCFCCA" wp14:editId="5CDACDEA">
-            <wp:extent cx="1249680" cy="1249680"/>
-            <wp:effectExtent l="0" t="0" r="2540" b="2540"/>
-            <wp:docPr id="81" name="图片24" descr="菁优网：http://www.jyeoo.com"/>
-            <wp:cNvGraphicFramePr>
-              <a:graphicFrameLocks xmlns:a="http://schemas.openxmlformats.org/drawingml/2006/main" noChangeAspect="1"/>
-            </wp:cNvGraphicFramePr>
-            <a:graphic xmlns:a="http://schemas.openxmlformats.org/drawingml/2006/main">
-              <a:graphicData uri="http://schemas.openxmlformats.org/drawingml/2006/picture">
-                <pic:pic xmlns:pic="http://schemas.openxmlformats.org/drawingml/2006/picture">
-                  <pic:nvPicPr>
-                    <pic:cNvPr id="81" name="图片24" descr="菁优网：http://www.jyeoo.com"/>
-                    <pic:cNvPicPr>
-                      <a:picLocks noChangeAspect="1"/>
-                    </pic:cNvPicPr>
-                  </pic:nvPicPr>
-                  <pic:blipFill>
-                    <a:blip r:embed="rId29" cstate="print"/>
-                    <a:stretch>
-                      <a:fillRect/>
-                    </a:stretch>
-                  </pic:blipFill>
-                  <pic:spPr>
-                    <a:xfrm>
-                      <a:off x="0" y="0"/>
-                      <a:ext cx="1249682" cy="1249682"/>
-                    </a:xfrm>
-                    <a:prstGeom prst="rect">
-                      <a:avLst/>
-                    </a:prstGeom>
-                  </pic:spPr>
-                </pic:pic>
-              </a:graphicData>
-            </a:graphic>
-          </wp:inline>
-        </w:drawing>
+          <w:rFonts w:eastAsiaTheme="minorEastAsia" w:hint="eastAsia"/>
+        </w:rPr>
+        <w:t xml:space="preserve">A. </w:t>
+      </w:r>
+      <w:r>
+        <w:rPr>
+          <w:rFonts w:eastAsia="Calibri" w:hint="eastAsia"/>
+        </w:rPr>
+        <w:t>①</w:t>
+      </w:r>
+      <w:r>
+        <w:tab/>
       </w:r>
     </w:p>
     <w:p>
       <w:pPr>
         <w:pStyle w:val="123"/>
+      </w:pPr>
+      <w:r>
+        <w:rPr>
+          <w:rFonts w:hint="eastAsia"/>
+        </w:rPr>
+        <w:t>B</w:t>
+      </w:r>
+      <w:r>
+        <w:rPr>
+          <w:rFonts w:hint="eastAsia"/>
+        </w:rPr>
+        <w:t>．</w:t>
+      </w:r>
+      <w:r>
+        <w:rPr>
+          <w:rFonts w:eastAsia="Calibri" w:hint="eastAsia"/>
+        </w:rPr>
+        <w:t>②</w:t>
+      </w:r>
+      <w:r>
+        <w:tab/>
+      </w:r>
+    </w:p>
+    <w:p>
+      <w:pPr>
+        <w:pStyle w:val="123"/>
+      </w:pPr>
+      <w:r>
+        <w:rPr>
+          <w:rFonts w:hint="eastAsia"/>
+        </w:rPr>
+        <w:t>C</w:t>
+      </w:r>
+      <w:r>
+        <w:rPr>
+          <w:rFonts w:hint="eastAsia"/>
+        </w:rPr>
+        <w:t>．</w:t>
+      </w:r>
+      <w:r>
+        <w:rPr>
+          <w:rFonts w:eastAsia="Calibri" w:hint="eastAsia"/>
+        </w:rPr>
+        <w:t>③</w:t>
+      </w:r>
+      <w:r>
+        <w:tab/>
+      </w:r>
+    </w:p>
+    <w:p>
+      <w:pPr>
+        <w:pStyle w:val="123"/>
         <w:rPr>
           <w:rFonts w:eastAsia="Calibri"/>
         </w:rPr>
       </w:pPr>
-      <w:r>
-        <w:rPr>
-          <w:rFonts w:eastAsia="Calibri" w:hint="eastAsia"/>
-        </w:rPr>
-        <w:t>①</w:t>
-      </w:r>
-      <w:r>
-        <w:tab/>
-      </w:r>
-      <w:r>
-        <w:rPr>
-          <w:rFonts w:hint="eastAsia"/>
-        </w:rPr>
-        <w:t>B</w:t>
-      </w:r>
-      <w:r>
-        <w:rPr>
-          <w:rFonts w:hint="eastAsia"/>
-        </w:rPr>
-        <w:t>．</w:t>
-      </w:r>
-      <w:r>
-        <w:rPr>
-          <w:rFonts w:eastAsia="Calibri" w:hint="eastAsia"/>
-        </w:rPr>
-        <w:t>②</w:t>
-      </w:r>
-      <w:r>
-        <w:tab/>
-      </w:r>
-      <w:r>
-        <w:rPr>
-          <w:rFonts w:hint="eastAsia"/>
-        </w:rPr>
-        <w:t>C</w:t>
-      </w:r>
-      <w:r>
-        <w:rPr>
-          <w:rFonts w:hint="eastAsia"/>
-        </w:rPr>
-        <w:t>．</w:t>
-      </w:r>
-      <w:r>
-        <w:rPr>
-          <w:rFonts w:eastAsia="Calibri" w:hint="eastAsia"/>
-        </w:rPr>
-        <w:t>③</w:t>
-      </w:r>
-      <w:r>
-        <w:tab/>
-      </w:r>
       <w:r>
         <w:rPr>
           <w:rFonts w:hint="eastAsia"/>
@@ -4057,19 +4115,10 @@
     <w:p>
       <w:pPr>
         <w:pStyle w:val="af3"/>
+        <w:rPr>
+          <w:rFonts w:hint="eastAsia"/>
+        </w:rPr>
       </w:pPr>
-      <w:r>
-        <w:rPr>
-          <w:rFonts w:hint="eastAsia"/>
-        </w:rPr>
-        <w:t>【答案】</w:t>
-      </w:r>
-      <w:r>
-        <w:rPr>
-          <w:rFonts w:hint="eastAsia"/>
-        </w:rPr>
-        <w:t>B</w:t>
-      </w:r>
     </w:p>
     <w:p>
       <w:pPr>
@@ -4549,27 +4598,9 @@
     </w:p>
     <w:p>
       <w:pPr>
-        <w:pStyle w:val="af3"/>
-      </w:pPr>
-      <w:r>
-        <w:rPr>
-          <w:rFonts w:hint="eastAsia"/>
-        </w:rPr>
-        <w:t>【答案】</w:t>
-      </w:r>
-      <w:r>
-        <w:rPr>
-          <w:rFonts w:hint="eastAsia"/>
-        </w:rPr>
-        <w:t>C</w:t>
-      </w:r>
-    </w:p>
-    <w:p>
-      <w:pPr>
         <w:spacing w:line="360" w:lineRule="auto"/>
-        <w:ind w:leftChars="130" w:left="273"/>
-        <w:rPr>
-          <w:rFonts w:ascii="Times New Roman" w:eastAsia="新宋体" w:hAnsi="Times New Roman"/>
+        <w:rPr>
+          <w:rFonts w:ascii="Times New Roman" w:eastAsia="新宋体" w:hAnsi="Times New Roman" w:hint="eastAsia"/>
           <w:szCs w:val="21"/>
         </w:rPr>
       </w:pPr>
@@ -4583,11 +4614,70 @@
         <w:rPr>
           <w:noProof/>
         </w:rPr>
-        <w:lastRenderedPageBreak/>
+        <w:drawing>
+          <wp:anchor distT="0" distB="0" distL="114300" distR="114300" simplePos="0" relativeHeight="251651072" behindDoc="0" locked="0" layoutInCell="1" allowOverlap="1" wp14:anchorId="3B32B82E" wp14:editId="3E8A9113">
+            <wp:simplePos x="0" y="0"/>
+            <wp:positionH relativeFrom="column">
+              <wp:posOffset>4044950</wp:posOffset>
+            </wp:positionH>
+            <wp:positionV relativeFrom="paragraph">
+              <wp:posOffset>945515</wp:posOffset>
+            </wp:positionV>
+            <wp:extent cx="1152525" cy="730250"/>
+            <wp:effectExtent l="0" t="0" r="0" b="0"/>
+            <wp:wrapSquare wrapText="bothSides"/>
+            <wp:docPr id="99974" name="图片 99974"/>
+            <wp:cNvGraphicFramePr>
+              <a:graphicFrameLocks xmlns:a="http://schemas.openxmlformats.org/drawingml/2006/main" noChangeAspect="1"/>
+            </wp:cNvGraphicFramePr>
+            <a:graphic xmlns:a="http://schemas.openxmlformats.org/drawingml/2006/main">
+              <a:graphicData uri="http://schemas.openxmlformats.org/drawingml/2006/picture">
+                <pic:pic xmlns:pic="http://schemas.openxmlformats.org/drawingml/2006/picture">
+                  <pic:nvPicPr>
+                    <pic:cNvPr id="99974" name="图片 99974"/>
+                    <pic:cNvPicPr>
+                      <a:picLocks noChangeAspect="1" noChangeArrowheads="1"/>
+                    </pic:cNvPicPr>
+                  </pic:nvPicPr>
+                  <pic:blipFill>
+                    <a:blip r:embed="rId35" cstate="print">
+                      <a:extLst>
+                        <a:ext uri="{28A0092B-C50C-407E-A947-70E740481C1C}">
+                          <a14:useLocalDpi xmlns:a14="http://schemas.microsoft.com/office/drawing/2010/main" val="0"/>
+                        </a:ext>
+                      </a:extLst>
+                    </a:blip>
+                    <a:stretch>
+                      <a:fillRect/>
+                    </a:stretch>
+                  </pic:blipFill>
+                  <pic:spPr>
+                    <a:xfrm>
+                      <a:off x="0" y="0"/>
+                      <a:ext cx="1152525" cy="730250"/>
+                    </a:xfrm>
+                    <a:prstGeom prst="rect">
+                      <a:avLst/>
+                    </a:prstGeom>
+                    <a:noFill/>
+                    <a:ln>
+                      <a:noFill/>
+                    </a:ln>
+                  </pic:spPr>
+                </pic:pic>
+              </a:graphicData>
+            </a:graphic>
+          </wp:anchor>
+        </w:drawing>
+      </w:r>
+      <w:r>
+        <w:rPr>
+          <w:noProof/>
+        </w:rPr>
         <mc:AlternateContent>
           <mc:Choice Requires="wps">
             <w:drawing>
-              <wp:inline distT="0" distB="0" distL="0" distR="0" wp14:anchorId="69E8EDBE" wp14:editId="27F5874A">
+              <wp:inline distT="0" distB="0" distL="0" distR="0" wp14:anchorId="69E8EDBE" wp14:editId="763AF145">
                 <wp:extent cx="352425" cy="172720"/>
                 <wp:effectExtent l="0" t="0" r="3810" b="0"/>
                 <wp:docPr id="55444033" name="矩形 55444033"/>
@@ -4799,66 +4889,6 @@
         <w:ind w:firstLine="672"/>
       </w:pPr>
       <w:r>
-        <w:rPr>
-          <w:noProof/>
-        </w:rPr>
-        <w:drawing>
-          <wp:anchor distT="0" distB="0" distL="114300" distR="114300" simplePos="0" relativeHeight="251658752" behindDoc="0" locked="0" layoutInCell="1" allowOverlap="1" wp14:anchorId="3B32B82E" wp14:editId="23D0A2D7">
-            <wp:simplePos x="0" y="0"/>
-            <wp:positionH relativeFrom="column">
-              <wp:posOffset>4495800</wp:posOffset>
-            </wp:positionH>
-            <wp:positionV relativeFrom="paragraph">
-              <wp:posOffset>39370</wp:posOffset>
-            </wp:positionV>
-            <wp:extent cx="1152525" cy="730250"/>
-            <wp:effectExtent l="0" t="0" r="0" b="0"/>
-            <wp:wrapSquare wrapText="bothSides"/>
-            <wp:docPr id="99974" name="图片 99974"/>
-            <wp:cNvGraphicFramePr>
-              <a:graphicFrameLocks xmlns:a="http://schemas.openxmlformats.org/drawingml/2006/main" noChangeAspect="1"/>
-            </wp:cNvGraphicFramePr>
-            <a:graphic xmlns:a="http://schemas.openxmlformats.org/drawingml/2006/main">
-              <a:graphicData uri="http://schemas.openxmlformats.org/drawingml/2006/picture">
-                <pic:pic xmlns:pic="http://schemas.openxmlformats.org/drawingml/2006/picture">
-                  <pic:nvPicPr>
-                    <pic:cNvPr id="99974" name="图片 99974"/>
-                    <pic:cNvPicPr>
-                      <a:picLocks noChangeAspect="1" noChangeArrowheads="1"/>
-                    </pic:cNvPicPr>
-                  </pic:nvPicPr>
-                  <pic:blipFill>
-                    <a:blip r:embed="rId35" cstate="print">
-                      <a:extLst>
-                        <a:ext uri="{28A0092B-C50C-407E-A947-70E740481C1C}">
-                          <a14:useLocalDpi xmlns:a14="http://schemas.microsoft.com/office/drawing/2010/main" val="0"/>
-                        </a:ext>
-                      </a:extLst>
-                    </a:blip>
-                    <a:stretch>
-                      <a:fillRect/>
-                    </a:stretch>
-                  </pic:blipFill>
-                  <pic:spPr>
-                    <a:xfrm>
-                      <a:off x="0" y="0"/>
-                      <a:ext cx="1152525" cy="730180"/>
-                    </a:xfrm>
-                    <a:prstGeom prst="rect">
-                      <a:avLst/>
-                    </a:prstGeom>
-                    <a:noFill/>
-                    <a:ln>
-                      <a:noFill/>
-                    </a:ln>
-                  </pic:spPr>
-                </pic:pic>
-              </a:graphicData>
-            </a:graphic>
-          </wp:anchor>
-        </w:drawing>
-      </w:r>
-      <w:r>
         <w:t>A</w:t>
       </w:r>
       <w:r>
@@ -5000,25 +5030,40 @@
     <w:p>
       <w:pPr>
         <w:pStyle w:val="af3"/>
-        <w:rPr>
-          <w:rFonts w:eastAsiaTheme="majorEastAsia"/>
-          <w:b/>
-          <w:bCs/>
-          <w:color w:val="0000FF"/>
-        </w:rPr>
       </w:pPr>
-      <w:r>
-        <w:rPr>
-          <w:rFonts w:hint="eastAsia"/>
-        </w:rPr>
-        <w:t>【答案】</w:t>
-      </w:r>
-      <w:r>
-        <w:rPr>
-          <w:rFonts w:hint="eastAsia"/>
-        </w:rPr>
-        <w:t>A</w:t>
-      </w:r>
+    </w:p>
+    <w:p>
+      <w:pPr>
+        <w:pStyle w:val="af3"/>
+      </w:pPr>
+    </w:p>
+    <w:p>
+      <w:pPr>
+        <w:pStyle w:val="af3"/>
+      </w:pPr>
+    </w:p>
+    <w:p>
+      <w:pPr>
+        <w:pStyle w:val="af3"/>
+      </w:pPr>
+    </w:p>
+    <w:p>
+      <w:pPr>
+        <w:pStyle w:val="af3"/>
+      </w:pPr>
+    </w:p>
+    <w:p>
+      <w:pPr>
+        <w:pStyle w:val="af3"/>
+      </w:pPr>
+    </w:p>
+    <w:p>
+      <w:pPr>
+        <w:pStyle w:val="af3"/>
+        <w:rPr>
+          <w:rFonts w:hint="eastAsia"/>
+        </w:rPr>
+      </w:pPr>
     </w:p>
     <w:p>
       <w:pPr>
@@ -5035,6 +5080,7 @@
         <w:rPr>
           <w:noProof/>
         </w:rPr>
+        <w:lastRenderedPageBreak/>
         <mc:AlternateContent>
           <mc:Choice Requires="wps">
             <w:drawing>
@@ -5629,142 +5675,10 @@
     <w:p>
       <w:pPr>
         <w:pStyle w:val="af3"/>
+        <w:rPr>
+          <w:rFonts w:hint="eastAsia"/>
+        </w:rPr>
       </w:pPr>
-      <w:r>
-        <w:rPr>
-          <w:rFonts w:hint="eastAsia"/>
-        </w:rPr>
-        <w:t>【答案】</w:t>
-      </w:r>
-      <w:r>
-        <w:rPr>
-          <w:rFonts w:hint="eastAsia"/>
-          <w:noProof/>
-        </w:rPr>
-        <w:drawing>
-          <wp:inline distT="0" distB="0" distL="0" distR="0" wp14:anchorId="43F98D7E" wp14:editId="3B5470A3">
-            <wp:extent cx="870238" cy="534010"/>
-            <wp:effectExtent l="0" t="0" r="6350" b="0"/>
-            <wp:docPr id="101" name="图片24" descr="菁优网：http://www.jyeoo.com"/>
-            <wp:cNvGraphicFramePr>
-              <a:graphicFrameLocks xmlns:a="http://schemas.openxmlformats.org/drawingml/2006/main" noChangeAspect="1"/>
-            </wp:cNvGraphicFramePr>
-            <a:graphic xmlns:a="http://schemas.openxmlformats.org/drawingml/2006/main">
-              <a:graphicData uri="http://schemas.openxmlformats.org/drawingml/2006/picture">
-                <pic:pic xmlns:pic="http://schemas.openxmlformats.org/drawingml/2006/picture">
-                  <pic:nvPicPr>
-                    <pic:cNvPr id="101" name="图片24" descr="菁优网：http://www.jyeoo.com"/>
-                    <pic:cNvPicPr>
-                      <a:picLocks noChangeAspect="1"/>
-                    </pic:cNvPicPr>
-                  </pic:nvPicPr>
-                  <pic:blipFill>
-                    <a:blip r:embed="rId40" cstate="print"/>
-                    <a:stretch>
-                      <a:fillRect/>
-                    </a:stretch>
-                  </pic:blipFill>
-                  <pic:spPr>
-                    <a:xfrm>
-                      <a:off x="0" y="0"/>
-                      <a:ext cx="875082" cy="536982"/>
-                    </a:xfrm>
-                    <a:prstGeom prst="rect">
-                      <a:avLst/>
-                    </a:prstGeom>
-                  </pic:spPr>
-                </pic:pic>
-              </a:graphicData>
-            </a:graphic>
-          </wp:inline>
-        </w:drawing>
-      </w:r>
-      <w:r>
-        <w:rPr>
-          <w:rFonts w:hint="eastAsia"/>
-          <w:noProof/>
-        </w:rPr>
-        <w:drawing>
-          <wp:inline distT="0" distB="0" distL="0" distR="0" wp14:anchorId="78651480" wp14:editId="2181CA12">
-            <wp:extent cx="1572768" cy="1168342"/>
-            <wp:effectExtent l="0" t="0" r="8890" b="0"/>
-            <wp:docPr id="105" name="图片24" descr="菁优网：http://www.jyeoo.com"/>
-            <wp:cNvGraphicFramePr>
-              <a:graphicFrameLocks xmlns:a="http://schemas.openxmlformats.org/drawingml/2006/main" noChangeAspect="1"/>
-            </wp:cNvGraphicFramePr>
-            <a:graphic xmlns:a="http://schemas.openxmlformats.org/drawingml/2006/main">
-              <a:graphicData uri="http://schemas.openxmlformats.org/drawingml/2006/picture">
-                <pic:pic xmlns:pic="http://schemas.openxmlformats.org/drawingml/2006/picture">
-                  <pic:nvPicPr>
-                    <pic:cNvPr id="105" name="图片24" descr="菁优网：http://www.jyeoo.com"/>
-                    <pic:cNvPicPr>
-                      <a:picLocks noChangeAspect="1"/>
-                    </pic:cNvPicPr>
-                  </pic:nvPicPr>
-                  <pic:blipFill>
-                    <a:blip r:embed="rId41" cstate="print"/>
-                    <a:stretch>
-                      <a:fillRect/>
-                    </a:stretch>
-                  </pic:blipFill>
-                  <pic:spPr>
-                    <a:xfrm>
-                      <a:off x="0" y="0"/>
-                      <a:ext cx="1576615" cy="1171199"/>
-                    </a:xfrm>
-                    <a:prstGeom prst="rect">
-                      <a:avLst/>
-                    </a:prstGeom>
-                  </pic:spPr>
-                </pic:pic>
-              </a:graphicData>
-            </a:graphic>
-          </wp:inline>
-        </w:drawing>
-      </w:r>
-      <w:r>
-        <w:rPr>
-          <w:rFonts w:hint="eastAsia"/>
-          <w:noProof/>
-        </w:rPr>
-        <w:drawing>
-          <wp:inline distT="0" distB="0" distL="0" distR="0" wp14:anchorId="4E63056F" wp14:editId="47D441D9">
-            <wp:extent cx="1590675" cy="942975"/>
-            <wp:effectExtent l="0" t="0" r="6985" b="6985"/>
-            <wp:docPr id="109" name="图片24" descr="菁优网：http://www.jyeoo.com"/>
-            <wp:cNvGraphicFramePr>
-              <a:graphicFrameLocks xmlns:a="http://schemas.openxmlformats.org/drawingml/2006/main" noChangeAspect="1"/>
-            </wp:cNvGraphicFramePr>
-            <a:graphic xmlns:a="http://schemas.openxmlformats.org/drawingml/2006/main">
-              <a:graphicData uri="http://schemas.openxmlformats.org/drawingml/2006/picture">
-                <pic:pic xmlns:pic="http://schemas.openxmlformats.org/drawingml/2006/picture">
-                  <pic:nvPicPr>
-                    <pic:cNvPr id="109" name="图片24" descr="菁优网：http://www.jyeoo.com"/>
-                    <pic:cNvPicPr>
-                      <a:picLocks noChangeAspect="1"/>
-                    </pic:cNvPicPr>
-                  </pic:nvPicPr>
-                  <pic:blipFill>
-                    <a:blip r:embed="rId42" cstate="print"/>
-                    <a:stretch>
-                      <a:fillRect/>
-                    </a:stretch>
-                  </pic:blipFill>
-                  <pic:spPr>
-                    <a:xfrm>
-                      <a:off x="0" y="0"/>
-                      <a:ext cx="1590897" cy="943107"/>
-                    </a:xfrm>
-                    <a:prstGeom prst="rect">
-                      <a:avLst/>
-                    </a:prstGeom>
-                  </pic:spPr>
-                </pic:pic>
-              </a:graphicData>
-            </a:graphic>
-          </wp:inline>
-        </w:drawing>
-      </w:r>
     </w:p>
     <w:p>
       <w:pPr>
@@ -5793,7 +5707,6 @@
         <w:rPr>
           <w:noProof/>
         </w:rPr>
-        <w:lastRenderedPageBreak/>
         <mc:AlternateContent>
           <mc:Choice Requires="wps">
             <w:drawing>
@@ -6184,7 +6097,7 @@
                     </pic:cNvPicPr>
                   </pic:nvPicPr>
                   <pic:blipFill>
-                    <a:blip r:embed="rId43" cstate="print"/>
+                    <a:blip r:embed="rId40" cstate="print"/>
                     <a:stretch>
                       <a:fillRect/>
                     </a:stretch>
@@ -6209,58 +6122,27 @@
       <w:pPr>
         <w:spacing w:line="360" w:lineRule="auto"/>
         <w:ind w:leftChars="130" w:left="273"/>
+        <w:rPr>
+          <w:rStyle w:val="Char0"/>
+        </w:rPr>
       </w:pPr>
       <w:r>
         <w:rPr>
           <w:rStyle w:val="Char0"/>
           <w:rFonts w:hint="eastAsia"/>
         </w:rPr>
-        <w:t>【答案】</w:t>
-      </w:r>
-      <w:r>
-        <w:rPr>
-          <w:rFonts w:ascii="Times New Roman" w:eastAsia="新宋体" w:hAnsi="Times New Roman" w:hint="eastAsia"/>
-          <w:noProof/>
-          <w:szCs w:val="21"/>
-        </w:rPr>
-        <w:drawing>
-          <wp:inline distT="0" distB="0" distL="0" distR="0" wp14:anchorId="39363ECE" wp14:editId="696B1133">
-            <wp:extent cx="1931213" cy="1047703"/>
-            <wp:effectExtent l="0" t="0" r="0" b="635"/>
-            <wp:docPr id="89" name="图片24" descr="菁优网：http://www.jyeoo.com"/>
-            <wp:cNvGraphicFramePr>
-              <a:graphicFrameLocks xmlns:a="http://schemas.openxmlformats.org/drawingml/2006/main" noChangeAspect="1"/>
-            </wp:cNvGraphicFramePr>
-            <a:graphic xmlns:a="http://schemas.openxmlformats.org/drawingml/2006/main">
-              <a:graphicData uri="http://schemas.openxmlformats.org/drawingml/2006/picture">
-                <pic:pic xmlns:pic="http://schemas.openxmlformats.org/drawingml/2006/picture">
-                  <pic:nvPicPr>
-                    <pic:cNvPr id="89" name="图片24" descr="菁优网：http://www.jyeoo.com"/>
-                    <pic:cNvPicPr>
-                      <a:picLocks noChangeAspect="1"/>
-                    </pic:cNvPicPr>
-                  </pic:nvPicPr>
-                  <pic:blipFill>
-                    <a:blip r:embed="rId44" cstate="print"/>
-                    <a:stretch>
-                      <a:fillRect/>
-                    </a:stretch>
-                  </pic:blipFill>
-                  <pic:spPr>
-                    <a:xfrm>
-                      <a:off x="0" y="0"/>
-                      <a:ext cx="1940650" cy="1052823"/>
-                    </a:xfrm>
-                    <a:prstGeom prst="rect">
-                      <a:avLst/>
-                    </a:prstGeom>
-                  </pic:spPr>
-                </pic:pic>
-              </a:graphicData>
-            </a:graphic>
-          </wp:inline>
-        </w:drawing>
-      </w:r>
+        <w:t xml:space="preserve"> </w:t>
+      </w:r>
+    </w:p>
+    <w:p>
+      <w:pPr>
+        <w:spacing w:line="360" w:lineRule="auto"/>
+        <w:ind w:leftChars="130" w:left="273"/>
+        <w:rPr>
+          <w:rStyle w:val="Char0"/>
+          <w:rFonts w:hint="eastAsia"/>
+        </w:rPr>
+      </w:pPr>
     </w:p>
     <w:p>
       <w:pPr>
@@ -6602,7 +6484,7 @@
                     </pic:cNvPicPr>
                   </pic:nvPicPr>
                   <pic:blipFill>
-                    <a:blip r:embed="rId45" cstate="print"/>
+                    <a:blip r:embed="rId41" cstate="print"/>
                     <a:stretch>
                       <a:fillRect/>
                     </a:stretch>
@@ -6626,67 +6508,9 @@
     <w:p>
       <w:pPr>
         <w:pStyle w:val="af3"/>
-      </w:pPr>
-      <w:r>
-        <w:rPr>
-          <w:rFonts w:hint="eastAsia"/>
-        </w:rPr>
-        <w:t>【答案】</w:t>
-      </w:r>
-      <w:r>
-        <w:rPr>
-          <w:rFonts w:hint="eastAsia"/>
-          <w:noProof/>
-        </w:rPr>
-        <w:drawing>
-          <wp:inline distT="0" distB="0" distL="0" distR="0" wp14:anchorId="4AEE5855" wp14:editId="34BF9A42">
-            <wp:extent cx="1238250" cy="1143000"/>
-            <wp:effectExtent l="0" t="0" r="3175" b="1270"/>
-            <wp:docPr id="99" name="图片24" descr="菁优网：http://www.jyeoo.com"/>
-            <wp:cNvGraphicFramePr>
-              <a:graphicFrameLocks xmlns:a="http://schemas.openxmlformats.org/drawingml/2006/main" noChangeAspect="1"/>
-            </wp:cNvGraphicFramePr>
-            <a:graphic xmlns:a="http://schemas.openxmlformats.org/drawingml/2006/main">
-              <a:graphicData uri="http://schemas.openxmlformats.org/drawingml/2006/picture">
-                <pic:pic xmlns:pic="http://schemas.openxmlformats.org/drawingml/2006/picture">
-                  <pic:nvPicPr>
-                    <pic:cNvPr id="99" name="图片24" descr="菁优网：http://www.jyeoo.com"/>
-                    <pic:cNvPicPr>
-                      <a:picLocks noChangeAspect="1"/>
-                    </pic:cNvPicPr>
-                  </pic:nvPicPr>
-                  <pic:blipFill>
-                    <a:blip r:embed="rId46" cstate="print"/>
-                    <a:stretch>
-                      <a:fillRect/>
-                    </a:stretch>
-                  </pic:blipFill>
-                  <pic:spPr>
-                    <a:xfrm>
-                      <a:off x="0" y="0"/>
-                      <a:ext cx="1238423" cy="1143160"/>
-                    </a:xfrm>
-                    <a:prstGeom prst="rect">
-                      <a:avLst/>
-                    </a:prstGeom>
-                  </pic:spPr>
-                </pic:pic>
-              </a:graphicData>
-            </a:graphic>
-          </wp:inline>
-        </w:drawing>
-      </w:r>
-    </w:p>
-    <w:p>
-      <w:pPr>
-        <w:spacing w:line="360" w:lineRule="auto"/>
-        <w:ind w:leftChars="130" w:left="273"/>
-      </w:pPr>
-    </w:p>
-    <w:p>
-      <w:pPr>
-        <w:spacing w:line="360" w:lineRule="auto"/>
-        <w:ind w:leftChars="130" w:left="273"/>
+        <w:rPr>
+          <w:rFonts w:hint="eastAsia"/>
+        </w:rPr>
       </w:pPr>
     </w:p>
     <w:p>
@@ -6698,7 +6522,6 @@
         <w:rPr>
           <w:noProof/>
         </w:rPr>
-        <w:lastRenderedPageBreak/>
         <mc:AlternateContent>
           <mc:Choice Requires="wps">
             <w:drawing>
@@ -7678,7 +7501,7 @@
                     </pic:cNvPicPr>
                   </pic:nvPicPr>
                   <pic:blipFill>
-                    <a:blip r:embed="rId47" cstate="print"/>
+                    <a:blip r:embed="rId42" cstate="print"/>
                     <a:stretch>
                       <a:fillRect/>
                     </a:stretch>
@@ -7702,90 +7525,27 @@
     <w:p>
       <w:pPr>
         <w:pStyle w:val="af3"/>
-        <w:rPr>
-          <w:rFonts w:eastAsiaTheme="majorEastAsia"/>
-          <w:b/>
-          <w:bCs/>
-          <w:color w:val="0000FF"/>
-        </w:rPr>
       </w:pPr>
-      <w:r>
-        <w:rPr>
-          <w:rFonts w:hint="eastAsia"/>
-        </w:rPr>
-        <w:t>【答案】（</w:t>
-      </w:r>
-      <w:r>
-        <w:rPr>
-          <w:rFonts w:hint="eastAsia"/>
-        </w:rPr>
-        <w:t>1</w:t>
-      </w:r>
-      <w:r>
-        <w:rPr>
-          <w:rFonts w:hint="eastAsia"/>
-        </w:rPr>
-        <w:t>）</w:t>
-      </w:r>
-      <w:r>
-        <w:rPr>
-          <w:rFonts w:eastAsia="Calibri" w:hint="eastAsia"/>
-        </w:rPr>
-        <w:t>①</w:t>
-      </w:r>
-      <w:r>
-        <w:rPr>
-          <w:rFonts w:hint="eastAsia"/>
-        </w:rPr>
-        <w:t>反射；折射；</w:t>
-      </w:r>
-      <w:r>
-        <w:rPr>
-          <w:rFonts w:eastAsia="Calibri" w:hint="eastAsia"/>
-        </w:rPr>
-        <w:t>②</w:t>
-      </w:r>
-      <w:r>
-        <w:rPr>
-          <w:rFonts w:hint="eastAsia"/>
-        </w:rPr>
-        <w:t>增大；小于；</w:t>
-      </w:r>
-      <w:r>
-        <w:rPr>
-          <w:rFonts w:hint="eastAsia"/>
-        </w:rPr>
-        <w:t>0</w:t>
-      </w:r>
-      <w:r>
-        <w:rPr>
-          <w:rFonts w:hint="eastAsia"/>
-        </w:rPr>
-        <w:t>°；（</w:t>
-      </w:r>
-      <w:r>
-        <w:rPr>
-          <w:rFonts w:hint="eastAsia"/>
-        </w:rPr>
-        <w:t>2</w:t>
-      </w:r>
-      <w:r>
-        <w:rPr>
-          <w:rFonts w:hint="eastAsia"/>
-        </w:rPr>
-        <w:t>）是；五次实验数据可以，但没有换用其他透明介质做此实验。</w:t>
-      </w:r>
-      <w:bookmarkStart w:id="0" w:name="_Hlk11680454"/>
+    </w:p>
+    <w:p>
+      <w:pPr>
+        <w:pStyle w:val="af3"/>
+        <w:rPr>
+          <w:rFonts w:hint="eastAsia"/>
+        </w:rPr>
+      </w:pPr>
     </w:p>
     <w:p>
       <w:pPr>
         <w:pStyle w:val="af0"/>
         <w:ind w:left="672" w:hanging="672"/>
       </w:pPr>
+      <w:bookmarkStart w:id="0" w:name="_Hlk11680454"/>
       <w:r>
         <w:rPr>
           <w:noProof/>
         </w:rPr>
+        <w:lastRenderedPageBreak/>
         <mc:AlternateContent>
           <mc:Choice Requires="wps">
             <w:drawing>
@@ -8187,7 +7947,7 @@
                     </pic:cNvPicPr>
                   </pic:nvPicPr>
                   <pic:blipFill>
-                    <a:blip r:embed="rId48" cstate="print"/>
+                    <a:blip r:embed="rId43" cstate="print"/>
                     <a:stretch>
                       <a:fillRect/>
                     </a:stretch>
@@ -8211,13 +7971,10 @@
     <w:p>
       <w:pPr>
         <w:pStyle w:val="af3"/>
+        <w:rPr>
+          <w:rFonts w:hint="eastAsia"/>
+        </w:rPr>
       </w:pPr>
-      <w:r>
-        <w:rPr>
-          <w:rFonts w:hint="eastAsia"/>
-        </w:rPr>
-        <w:t>【答案】蓝；蓝；紫外线；绿色光</w:t>
-      </w:r>
     </w:p>
     <w:p>
       <w:pPr>
@@ -8238,7 +7995,6 @@
         <w:rPr>
           <w:noProof/>
         </w:rPr>
-        <w:lastRenderedPageBreak/>
         <mc:AlternateContent>
           <mc:Choice Requires="wps">
             <w:drawing>
@@ -8678,7 +8434,7 @@
                     </pic:cNvPicPr>
                   </pic:nvPicPr>
                   <pic:blipFill>
-                    <a:blip r:embed="rId49" cstate="print"/>
+                    <a:blip r:embed="rId44" cstate="print"/>
                     <a:stretch>
                       <a:fillRect/>
                     </a:stretch>
@@ -8702,77 +8458,37 @@
     <w:p>
       <w:pPr>
         <w:pStyle w:val="af3"/>
+        <w:rPr>
+          <w:rFonts w:hint="eastAsia"/>
+        </w:rPr>
       </w:pPr>
-      <w:r>
-        <w:rPr>
-          <w:rFonts w:hint="eastAsia"/>
-        </w:rPr>
-        <w:t>【答案】（</w:t>
-      </w:r>
-      <w:r>
-        <w:rPr>
-          <w:rFonts w:hint="eastAsia"/>
-        </w:rPr>
-        <w:t>1</w:t>
-      </w:r>
-      <w:r>
-        <w:rPr>
-          <w:rFonts w:hint="eastAsia"/>
-        </w:rPr>
-        <w:t>）</w:t>
-      </w:r>
-      <w:r>
-        <w:rPr>
-          <w:rFonts w:hint="eastAsia"/>
-        </w:rPr>
-        <w:t>B</w:t>
-      </w:r>
-      <w:r>
-        <w:rPr>
-          <w:rFonts w:hint="eastAsia"/>
-        </w:rPr>
-        <w:t>；（</w:t>
-      </w:r>
-      <w:r>
-        <w:rPr>
-          <w:rFonts w:hint="eastAsia"/>
-        </w:rPr>
-        <w:t>2</w:t>
-      </w:r>
-      <w:r>
-        <w:rPr>
-          <w:rFonts w:hint="eastAsia"/>
-        </w:rPr>
-        <w:t>）</w:t>
-      </w:r>
-      <w:r>
-        <w:rPr>
-          <w:rFonts w:eastAsia="Calibri" w:hint="eastAsia"/>
-        </w:rPr>
-        <w:t>①</w:t>
-      </w:r>
-      <w:r>
-        <w:rPr>
-          <w:rFonts w:hint="eastAsia"/>
-        </w:rPr>
-        <w:t>不能；</w:t>
-      </w:r>
-      <w:r>
-        <w:rPr>
-          <w:rFonts w:eastAsia="Calibri" w:hint="eastAsia"/>
-        </w:rPr>
-        <w:t>②</w:t>
-      </w:r>
-      <w:r>
-        <w:rPr>
-          <w:rFonts w:hint="eastAsia"/>
-        </w:rPr>
-        <w:t>是。</w:t>
-      </w:r>
     </w:p>
     <w:p>
       <w:pPr>
         <w:pStyle w:val="af3"/>
+      </w:pPr>
+    </w:p>
+    <w:p>
+      <w:pPr>
+        <w:pStyle w:val="af3"/>
+      </w:pPr>
+    </w:p>
+    <w:p>
+      <w:pPr>
+        <w:pStyle w:val="af3"/>
+      </w:pPr>
+    </w:p>
+    <w:p>
+      <w:pPr>
+        <w:pStyle w:val="af3"/>
+      </w:pPr>
+    </w:p>
+    <w:p>
+      <w:pPr>
+        <w:pStyle w:val="af3"/>
+        <w:rPr>
+          <w:rFonts w:hint="eastAsia"/>
+        </w:rPr>
       </w:pPr>
     </w:p>
     <w:bookmarkEnd w:id="0"/>
@@ -8789,6 +8505,7 @@
           <w:rFonts w:ascii="Times New Roman" w:eastAsiaTheme="majorEastAsia" w:hAnsi="Times New Roman" w:cs="Times New Roman"/>
           <w:noProof/>
         </w:rPr>
+        <w:lastRenderedPageBreak/>
         <mc:AlternateContent>
           <mc:Choice Requires="wpg">
             <w:drawing>
@@ -9191,7 +8908,7 @@
                     </pic:cNvPicPr>
                   </pic:nvPicPr>
                   <pic:blipFill>
-                    <a:blip r:embed="rId50" cstate="print"/>
+                    <a:blip r:embed="rId45" cstate="print"/>
                     <a:stretch>
                       <a:fillRect/>
                     </a:stretch>
@@ -9215,63 +8932,8 @@
     <w:p>
       <w:pPr>
         <w:pStyle w:val="af3"/>
-      </w:pPr>
-      <w:r>
-        <w:rPr>
-          <w:rFonts w:hint="eastAsia"/>
-        </w:rPr>
-        <w:t>【答案】</w:t>
-      </w:r>
-      <w:r>
-        <w:rPr>
-          <w:rFonts w:hint="eastAsia"/>
-          <w:noProof/>
-        </w:rPr>
-        <w:drawing>
-          <wp:inline distT="0" distB="0" distL="0" distR="0" wp14:anchorId="471006CE" wp14:editId="4CE1DD89">
-            <wp:extent cx="1095375" cy="1104900"/>
-            <wp:effectExtent l="0" t="0" r="5715" b="6985"/>
-            <wp:docPr id="111" name="图片24" descr="菁优网：http://www.jyeoo.com"/>
-            <wp:cNvGraphicFramePr>
-              <a:graphicFrameLocks xmlns:a="http://schemas.openxmlformats.org/drawingml/2006/main" noChangeAspect="1"/>
-            </wp:cNvGraphicFramePr>
-            <a:graphic xmlns:a="http://schemas.openxmlformats.org/drawingml/2006/main">
-              <a:graphicData uri="http://schemas.openxmlformats.org/drawingml/2006/picture">
-                <pic:pic xmlns:pic="http://schemas.openxmlformats.org/drawingml/2006/picture">
-                  <pic:nvPicPr>
-                    <pic:cNvPr id="111" name="图片24" descr="菁优网：http://www.jyeoo.com"/>
-                    <pic:cNvPicPr>
-                      <a:picLocks noChangeAspect="1"/>
-                    </pic:cNvPicPr>
-                  </pic:nvPicPr>
-                  <pic:blipFill>
-                    <a:blip r:embed="rId51" cstate="print"/>
-                    <a:stretch>
-                      <a:fillRect/>
-                    </a:stretch>
-                  </pic:blipFill>
-                  <pic:spPr>
-                    <a:xfrm>
-                      <a:off x="0" y="0"/>
-                      <a:ext cx="1095528" cy="1105054"/>
-                    </a:xfrm>
-                    <a:prstGeom prst="rect">
-                      <a:avLst/>
-                    </a:prstGeom>
-                  </pic:spPr>
-                </pic:pic>
-              </a:graphicData>
-            </a:graphic>
-          </wp:inline>
-        </w:drawing>
-      </w:r>
-    </w:p>
-    <w:p>
-      <w:pPr>
-        <w:spacing w:line="288" w:lineRule="auto"/>
-        <w:ind w:leftChars="-100" w:left="-210"/>
-        <w:rPr>
-          <w:rFonts w:ascii="Times New Roman" w:eastAsiaTheme="majorEastAsia" w:hAnsi="Times New Roman" w:cs="Times New Roman"/>
+        <w:rPr>
+          <w:rFonts w:hint="eastAsia"/>
         </w:rPr>
       </w:pPr>
     </w:p>
@@ -9280,7 +8942,7 @@
         <w:spacing w:line="288" w:lineRule="auto"/>
         <w:ind w:leftChars="-100" w:left="-210"/>
         <w:rPr>
-          <w:rFonts w:ascii="Times New Roman" w:eastAsiaTheme="majorEastAsia" w:hAnsi="Times New Roman" w:cs="Times New Roman"/>
+          <w:rFonts w:ascii="Times New Roman" w:eastAsiaTheme="majorEastAsia" w:hAnsi="Times New Roman" w:cs="Times New Roman" w:hint="eastAsia"/>
         </w:rPr>
       </w:pPr>
     </w:p>
@@ -9293,7 +8955,6 @@
         <w:rPr>
           <w:noProof/>
         </w:rPr>
-        <w:lastRenderedPageBreak/>
         <mc:AlternateContent>
           <mc:Choice Requires="wps">
             <w:drawing>
@@ -10579,7 +10240,7 @@
                     </pic:cNvPicPr>
                   </pic:nvPicPr>
                   <pic:blipFill>
-                    <a:blip r:embed="rId52" cstate="print"/>
+                    <a:blip r:embed="rId46" cstate="print"/>
                     <a:stretch>
                       <a:fillRect/>
                     </a:stretch>
@@ -10603,139 +10264,10 @@
     <w:p>
       <w:pPr>
         <w:pStyle w:val="af3"/>
+        <w:rPr>
+          <w:rFonts w:hint="eastAsia"/>
+        </w:rPr>
       </w:pPr>
-      <w:r>
-        <w:rPr>
-          <w:rFonts w:hint="eastAsia"/>
-        </w:rPr>
-        <w:t>【</w:t>
-      </w:r>
-      <w:r>
-        <w:rPr>
-          <w:rFonts w:hint="eastAsia"/>
-        </w:rPr>
-        <w:t>答案</w:t>
-      </w:r>
-      <w:r>
-        <w:rPr>
-          <w:rFonts w:hint="eastAsia"/>
-        </w:rPr>
-        <w:t>】（</w:t>
-      </w:r>
-      <w:r>
-        <w:rPr>
-          <w:rFonts w:hint="eastAsia"/>
-        </w:rPr>
-        <w:t>1</w:t>
-      </w:r>
-      <w:r>
-        <w:rPr>
-          <w:rFonts w:hint="eastAsia"/>
-        </w:rPr>
-        <w:t>）</w:t>
-      </w:r>
-      <w:r>
-        <w:rPr>
-          <w:rFonts w:hint="eastAsia"/>
-        </w:rPr>
-        <w:t>7</w:t>
-      </w:r>
-      <w:r>
-        <w:rPr>
-          <w:rFonts w:hint="eastAsia"/>
-        </w:rPr>
-        <w:t>×</w:t>
-      </w:r>
-      <w:r>
-        <w:rPr>
-          <w:rFonts w:hint="eastAsia"/>
-        </w:rPr>
-        <w:t>10</w:t>
-      </w:r>
-      <w:r>
-        <w:rPr>
-          <w:rFonts w:hint="eastAsia"/>
-          <w:sz w:val="24"/>
-          <w:szCs w:val="24"/>
-          <w:vertAlign w:val="superscript"/>
-        </w:rPr>
-        <w:t>﹣</w:t>
-      </w:r>
-      <w:r>
-        <w:rPr>
-          <w:rFonts w:hint="eastAsia"/>
-          <w:sz w:val="24"/>
-          <w:szCs w:val="24"/>
-          <w:vertAlign w:val="superscript"/>
-        </w:rPr>
-        <w:t>3</w:t>
-      </w:r>
-      <w:r>
-        <w:rPr>
-          <w:rFonts w:hint="eastAsia"/>
-        </w:rPr>
-        <w:t>；（</w:t>
-      </w:r>
-      <w:r>
-        <w:rPr>
-          <w:rFonts w:hint="eastAsia"/>
-        </w:rPr>
-        <w:t>2</w:t>
-      </w:r>
-      <w:r>
-        <w:rPr>
-          <w:rFonts w:hint="eastAsia"/>
-        </w:rPr>
-        <w:t>）</w:t>
-      </w:r>
-      <w:r>
-        <w:rPr>
-          <w:rFonts w:hint="eastAsia"/>
-        </w:rPr>
-        <w:t>UVA</w:t>
-      </w:r>
-      <w:r>
-        <w:rPr>
-          <w:rFonts w:hint="eastAsia"/>
-        </w:rPr>
-        <w:t>；（</w:t>
-      </w:r>
-      <w:r>
-        <w:rPr>
-          <w:rFonts w:hint="eastAsia"/>
-        </w:rPr>
-        <w:t>3</w:t>
-      </w:r>
-      <w:r>
-        <w:rPr>
-          <w:rFonts w:hint="eastAsia"/>
-        </w:rPr>
-        <w:t>）紫外线的强度随海拔高度的增加而增加；（</w:t>
-      </w:r>
-      <w:r>
-        <w:rPr>
-          <w:rFonts w:hint="eastAsia"/>
-        </w:rPr>
-        <w:t>4</w:t>
-      </w:r>
-      <w:r>
-        <w:rPr>
-          <w:rFonts w:hint="eastAsia"/>
-        </w:rPr>
-        <w:t>）</w:t>
-      </w:r>
-      <w:r>
-        <w:rPr>
-          <w:rFonts w:hint="eastAsia"/>
-        </w:rPr>
-        <w:t>390</w:t>
-      </w:r>
-      <w:r>
-        <w:rPr>
-          <w:rFonts w:hint="eastAsia"/>
-        </w:rPr>
-        <w:t>。</w:t>
-      </w:r>
     </w:p>
     <w:p>
       <w:pPr>
@@ -10744,10 +10276,10 @@
       </w:pPr>
     </w:p>
     <w:sectPr>
-      <w:headerReference w:type="even" r:id="rId53"/>
-      <w:headerReference w:type="default" r:id="rId54"/>
-      <w:footerReference w:type="even" r:id="rId55"/>
-      <w:footerReference w:type="default" r:id="rId56"/>
+      <w:headerReference w:type="even" r:id="rId47"/>
+      <w:headerReference w:type="default" r:id="rId48"/>
+      <w:footerReference w:type="even" r:id="rId49"/>
+      <w:footerReference w:type="default" r:id="rId50"/>
       <w:pgSz w:w="10319" w:h="14515"/>
       <w:pgMar w:top="1134" w:right="1021" w:bottom="851" w:left="1021" w:header="737" w:footer="567" w:gutter="0"/>
       <w:pgNumType w:start="1"/>
